--- a/state-vignettes/oklahoma_highway_report.docx
+++ b/state-vignettes/oklahoma_highway_report.docx
@@ -10,12 +10,12 @@
         <w:rPr>
           <w:color w:val="FF5500"/>
         </w:rPr>
-        <w:t>Oklahoma Ranks 45th in the Nation in Highway Performance and Cost-Effectiveness</w:t>
+        <w:t>Oklahoma Ranks 43rd in the Nation in Highway Performance and Cost-Effectiveness</w:t>
       </w:r>
     </w:p>
     <w:p>
       <w:r>
-        <w:t>Oklahoma’s highway system ranks 45th in the nation in overall cost-effectiveness and condition.</w:t>
+        <w:t>Oklahoma’s highway system ranks 43rd in the nation in overall cost-effectiveness and condition.</w:t>
       </w:r>
     </w:p>
     <w:p>
@@ -25,42 +25,42 @@
     </w:p>
     <w:p>
       <w:r>
-        <w:t>In safety and condition categories, Oklahoma’s highways rank 39th in urban Interstate pavement condition, 31st in rural Interstate pavement condition, 30th in urban arterial pavement condition, 45th in rural arterial pavement condition, 36th in structurally deficient bridges, 44th in urban fatality rate, and 24th in rural fatality rate.</w:t>
+        <w:t>In safety and condition categories, Oklahoma’s highways rank 37th in urban Interstate pavement condition, 34th in rural Interstate pavement condition, 29th in urban arterial pavement condition, 44th in rural arterial pavement condition, 35th in structurally deficient bridges, 37th in urban fatality rate, and 21st in rural fatality rate.</w:t>
       </w:r>
     </w:p>
     <w:p>
       <w:r>
-        <w:t>Oklahoma ranks 16th out of the 50 states in traffic congestion, and its drivers spend 14.91 hours a year stuck in traffic congestion.</w:t>
+        <w:t>Oklahoma ranks 15th out of the 50 states in traffic congestion, and its drivers spend 16.45 hours a year stuck in traffic congestion.</w:t>
       </w:r>
     </w:p>
     <w:p>
       <w:r>
-        <w:t>In spending and cost-effectiveness, Oklahoma ranks 38th in capital and bridge disbursements, which are the costs of building new roads and bridges and widening existing ones. Oklahoma ranks 48th in maintenance spending, such as the costs of repaving roads and filling in potholes. Oklahoma’s administrative disbursements, including office spending that doesn’t make its way to roads, rank 42nd nationwide.</w:t>
+        <w:t>In spending and cost-effectiveness, Oklahoma ranks 40th in capital and bridge disbursements, which are the costs of building new roads and bridges and widening existing ones. Oklahoma ranks 47th in maintenance spending, such as the costs of repaving roads and filling in potholes. Oklahoma’s administrative disbursements, including office spending that doesn’t make its way to roads, rank 43rd nationwide.</w:t>
       </w:r>
     </w:p>
     <w:p>
       <w:r>
-        <w:t>Compared to last year, Oklahoma has the following notable changes in rankings: Structurally Deficient Bridges improved by 5 points, from 41 to 36; Rural Interstate Pavement Condition improved by 5.0 points, from 36 to 31; Urban Fatality Rate worsened by 14 points, from 30 to 44; Administrative Disbursements worsened by 5 points, from 37 to 42; Maintenance Disbursements worsened by 5 points, from 43 to 48; Overall worsened by 6 points, from 39 to 45.</w:t>
+        <w:t>Compared to last year, Oklahoma has the following notable changes in rankings: Urban Fatality Rate improved by 7 points, from 44 to 37.</w:t>
       </w:r>
     </w:p>
     <w:p>
       <w:r>
-        <w:t>Compared to neighboring and nearby states, Oklahoma’s overall highway performance is worse than Missouri (9th), Colorado (42nd), and New Mexico (39th).</w:t>
+        <w:t>Compared to neighboring and nearby states, Oklahoma’s overall highway performance is worse than Missouri (13th) and New Mexico (39th); better than Colorado (45th).</w:t>
       </w:r>
     </w:p>
     <w:p>
       <w:r>
-        <w:t>Comparing its overall performance to similarly populated states, Oklahoma ranks worse than Connecticut (7th) and Oregon (33rd).</w:t>
+        <w:t>Comparing its overall performance to similarly populated states, Oklahoma ranks worse than Connecticut (9th) and Oregon (28th).</w:t>
       </w:r>
     </w:p>
     <w:p>
       <w:r>
-        <w:t>Oklahoma’s highway system ranks 45th out of 50 states overall this year, compared to 39th last year.</w:t>
+        <w:t>Oklahoma’s highway system ranks 43rd out of 50 states overall this year, compared to 45th last year.</w:t>
       </w:r>
     </w:p>
     <w:p>
       <w:r>
-        <w:t>“In terms of improving in the road condition and performance categories, Oklahoma should focus on reducing Maintenance Disbursements and Other Fatality Rate. Oklahoma’s rank of 48th in Maintenance Disbursements makes it one of the worst in the nation for this safety metric,” said Baruch Feigenbaum, lead author of the 29th Annual Highway Report and senior managing director of transportation policy at Reason Foundation.</w:t>
+        <w:t>“In terms of improving in the road condition and performance categories, Oklahoma should focus on reducing Maintenance Disbursements and Rural Other Principal Arterial Pavement Condition. Oklahoma’s rank of 47th in Maintenance Disbursements makes it one of the worst in the nation for this safety metric,” said Baruch Feigenbaum, lead author of the 30th Annual Highway Report and senior managing director of transportation policy at Reason Foundation.</w:t>
       </w:r>
     </w:p>
     <w:p>
@@ -70,7 +70,7 @@
           <w:color w:val="FF5500"/>
           <w:sz w:val="28"/>
         </w:rPr>
-        <w:t>OKLAHOMA’S RANKINGS IN THE 29TH ANNUAL HIGHWAY REPORT</w:t>
+        <w:t>OKLAHOMA’S RANKINGS IN THE 30TH ANNUAL HIGHWAY REPORT</w:t>
       </w:r>
     </w:p>
     <w:tbl>
@@ -148,7 +148,7 @@
               <w:rPr>
                 <w:sz w:val="20"/>
               </w:rPr>
-              <w:t>45</w:t>
+              <w:t>43</w:t>
             </w:r>
           </w:p>
         </w:tc>
@@ -179,7 +179,7 @@
               <w:rPr>
                 <w:sz w:val="20"/>
               </w:rPr>
-              <w:t>38</w:t>
+              <w:t>40</w:t>
             </w:r>
           </w:p>
         </w:tc>
@@ -212,7 +212,7 @@
               <w:rPr>
                 <w:sz w:val="20"/>
               </w:rPr>
-              <w:t>48</w:t>
+              <w:t>47</w:t>
             </w:r>
           </w:p>
         </w:tc>
@@ -243,7 +243,7 @@
               <w:rPr>
                 <w:sz w:val="20"/>
               </w:rPr>
-              <w:t>42</w:t>
+              <w:t>43</w:t>
             </w:r>
           </w:p>
         </w:tc>
@@ -276,7 +276,7 @@
               <w:rPr>
                 <w:sz w:val="20"/>
               </w:rPr>
-              <w:t>44</w:t>
+              <w:t>40</w:t>
             </w:r>
           </w:p>
         </w:tc>
@@ -307,7 +307,7 @@
               <w:rPr>
                 <w:sz w:val="20"/>
               </w:rPr>
-              <w:t>31</w:t>
+              <w:t>34</w:t>
             </w:r>
           </w:p>
         </w:tc>
@@ -340,7 +340,7 @@
               <w:rPr>
                 <w:sz w:val="20"/>
               </w:rPr>
-              <w:t>45</w:t>
+              <w:t>44</w:t>
             </w:r>
           </w:p>
         </w:tc>
@@ -371,7 +371,7 @@
               <w:rPr>
                 <w:sz w:val="20"/>
               </w:rPr>
-              <w:t>39</w:t>
+              <w:t>37</w:t>
             </w:r>
           </w:p>
         </w:tc>
@@ -404,7 +404,7 @@
               <w:rPr>
                 <w:sz w:val="20"/>
               </w:rPr>
-              <w:t>30</w:t>
+              <w:t>29</w:t>
             </w:r>
           </w:p>
         </w:tc>
@@ -435,7 +435,7 @@
               <w:rPr>
                 <w:sz w:val="20"/>
               </w:rPr>
-              <w:t>16</w:t>
+              <w:t>15</w:t>
             </w:r>
           </w:p>
         </w:tc>
@@ -468,7 +468,7 @@
               <w:rPr>
                 <w:sz w:val="20"/>
               </w:rPr>
-              <w:t>36</w:t>
+              <w:t>35</w:t>
             </w:r>
           </w:p>
         </w:tc>
@@ -499,7 +499,7 @@
               <w:rPr>
                 <w:sz w:val="20"/>
               </w:rPr>
-              <w:t>24</w:t>
+              <w:t>21</w:t>
             </w:r>
           </w:p>
         </w:tc>
@@ -532,7 +532,7 @@
               <w:rPr>
                 <w:sz w:val="20"/>
               </w:rPr>
-              <w:t>44</w:t>
+              <w:t>37</w:t>
             </w:r>
           </w:p>
         </w:tc>
@@ -563,7 +563,7 @@
               <w:rPr>
                 <w:sz w:val="20"/>
               </w:rPr>
-              <w:t>45</w:t>
+              <w:t>44</w:t>
             </w:r>
           </w:p>
         </w:tc>
@@ -572,12 +572,12 @@
     <w:p>
       <w:r>
         <w:br/>
-        <w:t>Reason Foundation’s 29th Annual Highway Report measures the condition and cost- effectiveness of state-controlled highways in 13 categories, including pavement and bridge conditions, traffic fatalities, and spending. In the performance categories, ranking first implies the state has the best or lowest fatality rate and its road pavement is in the best condition. A ranking of 50th in performance categories means the state has the worst fatality rates or pavement conditions. In simplified terms, in the cost-effectiveness categories, a rank of 50 means the state spends more money, and a first-place ranking means the state spends less money than other states in that category.</w:t>
+        <w:t>Reason Foundation’s 30th Annual Highway Report measures the condition and cost-effectiveness of state-controlled highways in 13 categories, including pavement and bridge conditions, traffic fatalities, and spending. In the performance categories, ranking first implies the state has the best or lowest fatality rate and its road pavement is in the best condition. A ranking of 50th in performance categories means the state has the worst fatality rates or pavement conditions. In simplified terms, in the cost-effectiveness categories, a rank of 50 means the state spends more money, and a first-place ranking means the state spends less money than other states in that category.</w:t>
       </w:r>
     </w:p>
     <w:p>
       <w:r>
-        <w:t>The report’s data are primarily information each state directly reported to the Federal Highway Administration for 2023. Better Roads and Bridges provides the deficient bridge data, and INRIX.com provides the traffic congestion data.</w:t>
+        <w:t>The report’s data are primarily information each state directly reported to the Federal Highway Administration for 2024. Better Roads and Bridges provides the deficient bridge data, and INRIX.com provides the traffic congestion data.</w:t>
       </w:r>
     </w:p>
     <w:sectPr>
